--- a/outputs/reports/snia-sdc-storageai-aisio-2026.rich.ko.docx
+++ b/outputs/reports/snia-sdc-storageai-aisio-2026.rich.ko.docx
@@ -214,7 +214,7 @@
         <w:pStyle w:val="BodyText"/>
       </w:pPr>
       <w:r>
-        <w:t xml:space="preserve">컴포넌트 개요 발표 중 청중인 Kristoff가 F_MAP_AP 기반 접근이 디버깅 도구 수준이며 동시 접근 시 손상 위험이 있다고 강하게 이의를 제기했고, Q&amp;A에서 이를 재확인했다. 발표자는 이의를 인정하면서 PNF와 flex files도 관리 레이어 후보로 검토 중이라고 답했다.</w:t>
+        <w:t xml:space="preserve">컴포넌트 개요 발표 중 청중인 Christoph Hellwig가 F_MAP_AP 기반 접근이 디버깅 도구 수준이며 동시 접근 시 손상 위험이 있다고 강하게 이의를 제기했고, Q&amp;A에서 이를 재확인했다. 발표자는 이의를 인정하면서 PNF와 flex files도 관리 레이어 후보로 검토 중이라고 답했다.</w:t>
       </w:r>
     </w:p>
     <w:bookmarkEnd w:id="21"/>
@@ -523,7 +523,7 @@
         <w:pStyle w:val="FirstParagraph"/>
       </w:pPr>
       <w:r>
-        <w:t xml:space="preserve">기존 프로젝트는 파란색, 신규 또는 확장 항목은 주황색으로 표시된 컴포넌트 다이어그램 발표 중에 Kristoff의 이의 제기가 있었고, 발표자는 나머지 도구 소개를 이어갔다.</w:t>
+        <w:t xml:space="preserve">기존 프로젝트는 파란색, 신규 또는 확장 항목은 주황색으로 표시된 컴포넌트 다이어그램 발표 중에 Christoph Hellwig의 이의 제기가 있었고, 발표자는 나머지 도구 소개를 이어갔다.</w:t>
       </w:r>
     </w:p>
     <w:p>
@@ -763,7 +763,7 @@
         <w:pStyle w:val="FirstParagraph"/>
       </w:pPr>
       <w:r>
-        <w:t xml:space="preserve">발표자가 비전을 요약하고 청중 질문을 받는다; Kristoff가 이전 이의 제기를 Q&amp;A에서 더 상세히 전달한다.</w:t>
+        <w:t xml:space="preserve">발표자가 비전을 요약하고 청중 질문을 받는다; Christoph Hellwig가 이전 이의 제기를 Q&amp;A에서 더 상세히 전달한다.</w:t>
       </w:r>
     </w:p>
     <w:p>
@@ -811,7 +811,7 @@
         <w:pStyle w:val="Compact"/>
       </w:pPr>
       <w:r>
-        <w:t xml:space="preserve">Kristoff의 Q&amp;A 이의 제기: F_MAP_AP는 파일 시스템별로 내용이 다른 디버깅 도구이며, 동시 접근 시 손상 위험이 크다; 2년 전에 팀과 관리자에게 이 문제를 제기하고 PFS 블록 레이아웃을 재배치 메커니즘 포함 방식으로 확장할 것을 권고했다고 밝혔다.</w:t>
+        <w:t xml:space="preserve">Christoph Hellwig의 Q&amp;A 이의 제기: F_MAP_AP는 파일 시스템별로 내용이 다른 디버깅 도구이며, 동시 접근 시 손상 위험이 크다; 2년 전에 팀과 관리자에게 이 문제를 제기하고 PFS 블록 레이아웃을 재배치 메커니즘 포함 방식으로 확장할 것을 권고했다고 밝혔다.</w:t>
       </w:r>
     </w:p>
     <w:p>
@@ -879,7 +879,7 @@
         <w:pStyle w:val="Compact"/>
       </w:pPr>
       <w:r>
-        <w:t xml:space="preserve">Kristoff (강연 중 F_MAP_AP 접근 방식에 이의를 제기한 청중)</w:t>
+        <w:t xml:space="preserve">Christoph Hellwig (강연 중 F_MAP_AP 접근 방식에 이의를 제기한 청중)</w:t>
       </w:r>
     </w:p>
     <w:bookmarkEnd w:id="29"/>
@@ -1723,7 +1723,7 @@
         <w:t xml:space="preserve"> </w:t>
       </w:r>
       <w:r>
-        <w:t xml:space="preserve">— Kristoff</w:t>
+        <w:t xml:space="preserve">— Christoph Hellwig</w:t>
       </w:r>
     </w:p>
     <w:p>
@@ -1737,7 +1737,7 @@
         <w:t xml:space="preserve"> </w:t>
       </w:r>
       <w:r>
-        <w:t xml:space="preserve">— Kristoff</w:t>
+        <w:t xml:space="preserve">— Christoph Hellwig</w:t>
       </w:r>
     </w:p>
     <w:p>
